--- a/arb/docx/18.content.docx
+++ b/arb/docx/18.content.docx
@@ -147,13 +147,6 @@
         <w:rPr>
           <w:lang w:val="ar_AE" w:bidi="ar_AE"/>
         </w:rPr>
-      </w:r>
-      <w:r>
-        <w:rPr>
-          <w:i/>
-          <w:lang w:val="ar_AE" w:bidi="ar_AE"/>
-        </w:rPr>
-        <w:t>أيوب 1: 1, أيوب 1: 5, أيوب 1: 8, أيوب 1: 10, أيوب 1: 11, أيوب 1: 12, أيوب 1: 14–15, أيوب 1: 16, أيوب 1: 17, أيوب 1: 18–19, أيوب 1: 20, أيوب 1: 21, أيوب 1: 21 (#2), أيوب 1: 22, أيوب 2: 1, أيوب 2: 2, أيوب 2: 3, أيوب 2: 5, أيوب 2: 7, أيوب 2: 8, أيوب 2: 9, أيوب 2: 10, أيوب 2: 11, أيوب 2: 12–13, أيوب 3: 1–3, أيوب 3: 5, أيوب 3: 6, أيوب 3: 11, أيوب 3: 13–14, أيوب 3: 18–19, أيوب 3: 21, أيوب 3: 24, أيوب 3: 26, أيوب 4: 3, أيوب 4: 6, أيوب 4: 8–9, أيوب 4: 10, أيوب 4: 12–13, أيوب 4: 14, أيوب 4: 17, أيوب 4: 19, أيوب 5: 2, أيوب 5: 4, أيوب 5: 7, أيوب 5: 10, أيوب 5: 12, أيوب 5: 15, أيوب 5: 18, أيوب 5: 22, أيوب 5: 24, أيوب 5: 26, أيوب 6: 2–3, أيوب 6: 4, أيوب 6: 6, أيوب 6: 8–9, أيوب 6: 10, أيوب 6: 13, أيوب 6: 14, أيوب 6: 15–17, أيوب 6: 18–20, أيوب 6: 21, أيوب 6: 24, أيوب 6: 26, أيوب 6: 29, أيوب 7: 2–3, أيوب 7: 5, أيوب 7: 6, أيوب 7: 9, أيوب 7: 11, أيوب 7: 14, أيوب 7: 16, أيوب 7: 19, أيوب 7: 21, أيوب 8: 2, أيوب 8: 4, أيوب 8: 6, أيوب 8: 9, أيوب 8: 11, أيوب 8: 14, أيوب 8: 17, أيوب 8: 20, أيوب 8: 21, أيوب 9: 3, أيوب 9: 5, أيوب 9: 8, أيوب 9: 11, أيوب 9: 15, أيوب 9: 17, أيوب 9: 20, أيوب 9: 22, أيوب 9: 25–26, أيوب 9: 27–29, أيوب 9: 33, أيوب 9: 34, أيوب 10: 2, أيوب 10: 4, أيوب 10: 6, أيوب 10: 8, أيوب 10: 11, أيوب 10: 12, أيوب 10: 14, أيوب 10: 16, أيوب 10: 17, أيوب 10: 18, أيوب 10: 21, أيوب 11: 3, أيوب 11: 6, أيوب 11: 7–9, أيوب 11: 10–11, أيوب 11: 12, أيوب 11: 16, أيوب 11: 18, أيوب 11: 20, أيوب 12: 3, أيوب 12: 4, أيوب 12: 7–8, أيوب 12: 9, أيوب 12: 12, أيوب 12: 15, أيوب 12: 18, أيوب 12: 20, أيوب 12: 23, أيوب 12: 24, أيوب 13: 2, أيوب 13: 3, أيوب 13: 5, أيوب 13: 6, أيوب 13: 10, أيوب 13: 12, أيوب 13: 13, أيوب 13: 16, أيوب 13: 18, أيوب 13: 21, أيوب 13: 24, أيوب 13: 28, أيوب 14: 2, أيوب 14: 5, أيوب 14: 7, أيوب 14: 12, أيوب 14: 13, أيوب 14: 17, أيوب 14: 19, أيوب 14: 21, أيوب 15: 2, أيوب 15: 4, أيوب 15: 9, أيوب 15: 10, أيوب 15: 13, أيوب 15: 15, أيوب 15: 17–18, أيوب 15: 21, أيوب 15: 22, أيوب 15: 26, أيوب 15: 28, أيوب 15: 30, أيوب 15: 31, أيوب 15: 34, أيوب 16: 2–3, أيوب 16: 6, أيوب 16: 10, أيوب 16: 11, أيوب 16: 13, أيوب 16: 15, أيوب 16: 19, أيوب 16: 20, أيوب 17: 2, أيوب 17: 3, أيوب 17: 5, أيوب 17: 7, أيوب 17: 10, أيوب 17: 11, أيوب 17: 14, أيوب 18: 3, أيوب 18: 5, أيوب 18: 8, أيوب 18: 9–10, أيوب 18: 12, أيوب 18: 14, أيوب 18: 16, أيوب 18: 19, أيوب 18: 20, أيوب 19: 2, أيوب 19: 3, أيوب 19: 4, أيوب 19: 6, أيوب 19: 7, أيوب 19: 11, أيوب 19: 13–14, أيوب 19: 16, أيوب 19: 19, أيوب 19: 20, أيوب 19: 23–24, أيوب 19: 25, أيوب 19: 26, أيوب 19: 29, أيوب 20: 1–3, أيوب 20: 5, أيوب 20: 7, أيوب 20: 8, أيوب 20: 10, أيوب 20: 14, أيوب 20: 15, أيوب 20: 17, أيوب 20: 19, أيوب 20: 21, أيوب 20: 23, أيوب 20: 24, أيوب 20: 27, أيوب 20: 28, أيوب 21: 3, أيوب 21: 5, أيوب 21: 6, أيوب 21: 7, أيوب 21: 10, أيوب 21: 14, أيوب 21: 16, أيوب 21: 19, أيوب 21: 22, أيوب 21: 26, أيوب 21: 27, أيوب 21: 30, أيوب 21: 32, أيوب 21: 34, أيوب 22: 3, أيوب 22: 4, أيوب 22: 6, أيوب 22: 9, أيوب 22: 11, أيوب 22: 14, أيوب 22: 16, أيوب 22: 19, أيوب 22: 21, أيوب 22: 23, أيوب 22: 26, أيوب 22: 29, أيوب 23: 2, أيوب 23: 4, أيوب 23: 6, أيوب 23: 9, أيوب 23: 10, أيوب 23: 12, أيوب 23: 14, أيوب 23: 15, أيوب 23: 17, أيوب 24: 1, أيوب 24: 3, أيوب 24: 5, أيوب 24: 7, أيوب 24: 8, أيوب 24: 10, أيوب 24: 11, أيوب 24: 14, أيوب 24: 16, أيوب 24: 17, أيوب 24: 19, أيوب 24: 21, أيوب 24: 22, أيوب 24: 24, أيوب 25: 2, أيوب 25: 4, أيوب 25: 6, أيوب 26: 4, أيوب 26: 6, أيوب 26: 8, أيوب 26: 9, أيوب 26: 12, أيوب 26: 13, أيوب 26: 14, أيوب 27: 2, أيوب 27: 4, أيوب 27: 6, أيوب 27: 8, أيوب 27: 11, أيوب 27: 14, أيوب 27: 15, أيوب 27: 17, أيوب 27: 19, أيوب 27: 21, أيوب 27: 22, أيوب 28: 2, أيوب 28: 3, أيوب 28: 4, أيوب 28: 6, أيوب 28: 8, أيوب 28: 10, أيوب 28: 13, أيوب 28: 17, أيوب 28: 18, أيوب 28: 21, أيوب 28: 23, أيوب 28: 25, أيوب 28: 26, أيوب 28: 28, أيوب 29: 2, أيوب 29: 4, أيوب 29: 6, أيوب 29: 8, أيوب 29: 9, أيوب 29: 10, أيوب 29: 11, أيوب 29: 13, أيوب 29: 16, أيوب 29: 17, أيوب 29: 20, أيوب 29: 23, أيوب 29: 25, أيوب 30: 1, أيوب 30: 3, أيوب 30: 5, أيوب 30: 8, أيوب 30: 9, أيوب 30: 11, أيوب 30: 13, أيوب 30: 15, أيوب 30: 16, أيوب 30: 18, أيوب 30: 21, أيوب 30: 23, أيوب 30: 26, أيوب 30: 28, أيوب 30: 31, أيوب 31: 1, أيوب 31: 3, أيوب 31: 6, أيوب 31: 8, أيوب 31: 10, أيوب 31: 12, أيوب 31: 15, أيوب 31: 18, أيوب 31: 20, أيوب 31: 22, أيوب 31: 24, أيوب 31: 28, أيوب 31: 30, أيوب 31: 32, أيوب 31: 33, أيوب 31: 35, أيوب 31: 37, أيوب 31: 40, أيوب 32: 1, أيوب 32: 2, أيوب 32: 3–5, أيوب 32: 6–7, أيوب 32: 8, أيوب 32: 9–10, أيوب 32: 11–12, أيوب 32: 13, أيوب 32: 15–16, أيوب 32: 18, أيوب 32: 19, أيوب 32: 21–22, أيوب 33: 1–3, أيوب 33: 4, أيوب 33: 5, أيوب 33: 6–7, أيوب 33: 8–9, أيوب 33: 10, أيوب 33: 12, أيوب 33: 13, أيوب 33: 14–15, أيوب 33: 16–17, أيوب 33: 19–20, أيوب 33: 21–22, أيوب 33: 24, أيوب 33: 25, أيوب 33: 28, أيوب 33: 29–30, أيوب 33: 33, أيوب 34: 1–3, أيوب 34: 4, أيوب 34: 5, أيوب 34: 8, أيوب 34: 10–12, أيوب 34: 13–15, أيوب 34: 17, أيوب 34: 19, أيوب 34: 21, أيوب 34: 25, أيوب 34: 26, أيوب 34: 29, أيوب 34: 31–32, أيوب 34: 34–35, أيوب 34: 37, أيوب 35: 1–2, أيوب 35: 5, أيوب 35: 8, أيوب 35: 9, أيوب 35: 10–11, أيوب 35: 12, أيوب 35: 13, أيوب 35: 16, أيوب 36: 3, أيوب 36: 6, أيوب 36: 7, أيوب 36: 9, أيوب 36: 11, أيوب 36: 12, أيوب 36: 13–14, أيوب 36: 15–16, أيوب 36: 16, أيوب 36: 17, أيوب 36: 18, أيوب 36: 19, أيوب 36: 21, أيوب 36: 23, أيوب 36: 26, أيوب 36: 27–28, أيوب 36: 30–31, أيوب 36: 32–33, أيوب 37: 1–2, أيوب 37: 6, أيوب 37: 7, أيوب 37: 8–9, أيوب 37: 10, أيوب 37: 13, أيوب 37: 14, أيوب 37: 15, أيوب 37: 18, أيوب 37: 19, أيوب 37: 21, أيوب 37: 23, أيوب 37: 24, أيوب 38: 1, أيوب 38: 2, أيوب 38: 3, أيوب 38: 6–7, أيوب 38: 8, أيوب 38: 10–11, أيوب 38: 14, أيوب 38: 19–21, أيوب 38: 22–23, أيوب 38: 25–27, أيوب 38: 31, أيوب 38: 37–38, أيوب 38: 40, أيوب 38: 41, أيوب 39: 4, أيوب 39: 5–6, أيوب 39: 8, أيوب 39: 10, أيوب 39: 13, أيوب 39: 14, أيوب 39: 16, أيوب 39: 18, أيوب 39: 19, أيوب 39: 22, أيوب 39: 24, أيوب 39: 27–28, أيوب 40: 4, أيوب 40: 6, أيوب 40: 7, أيوب 40: 8, أيوب 40: 10, أيوب 40: 12, أيوب 40: 15, أيوب 40: 17, أيوب 40: 19, أيوب 40: 21, أيوب 40: 23, أيوب 41: 1, أيوب 41: 6, أيوب 41: 8, أيوب 41: 10, أيوب 41: 14, أيوب 41: 16, أيوب 41: 18, أيوب 41: 19, أيوب 41: 20, أيوب 41: 24, أيوب 41: 25, أيوب 41: 26, أيوب 41: 27, أيوب 41: 30, أيوب 41: 31, أيوب 41: 33, أيوب 42: 3, أيوب 42: 6, أيوب 42: 7, أيوب 42: 8, أيوب 42: 8 (#2), أيوب 42: 10, أيوب 42: 11, أيوب 42: 12, أيوب 42: 13, أيوب 42: 15</w:t>
       </w:r>
       <w:r>
         <w:rPr>

--- a/arb/docx/18.content.docx
+++ b/arb/docx/18.content.docx
@@ -132,21 +132,6 @@
           <w:lang w:val="ar_AE" w:bidi="ar_AE"/>
         </w:rPr>
         <w:t>JOB</w:t>
-      </w:r>
-      <w:r>
-        <w:rPr>
-          <w:lang w:val="ar_AE" w:bidi="ar_AE"/>
-        </w:rPr>
-      </w:r>
-    </w:p>
-    <w:p>
-      <w:pPr>
-        <w:bidi/>
-      </w:pPr>
-      <w:r>
-        <w:rPr>
-          <w:lang w:val="ar_AE" w:bidi="ar_AE"/>
-        </w:rPr>
       </w:r>
       <w:r>
         <w:rPr>

--- a/arb/docx/18.content.docx
+++ b/arb/docx/18.content.docx
@@ -22,7 +22,7 @@
         <w:rPr>
           <w:lang w:val="ar_AE" w:bidi="ar_AE"/>
         </w:rPr>
-        <w:t>Resource: أسئلة الترجمة (unfoldingWord)</w:t>
+        <w:t>Resource: unfoldingWord® Translation Questions</w:t>
       </w:r>
       <w:r>
         <w:rPr>
@@ -91,7 +91,7 @@
         <w:rPr>
           <w:lang w:val="ar_AE" w:bidi="ar_AE"/>
         </w:rPr>
-        <w:t>أسئلة الترجمة (unfoldingWord)</w:t>
+        <w:t>unfoldingWord® Translation Questions</w:t>
       </w:r>
     </w:p>
     <w:p>
